--- a/frontend/public/documents/muhammed-afsal-resume.docx
+++ b/frontend/public/documents/muhammed-afsal-resume.docx
@@ -4,275 +4,209 @@
   <w:body>
     <w:p>
       <w:pPr>
-        <w:spacing w:after="0"/>
+        <w:spacing w:after="20"/>
         <w:jc w:val="center"/>
       </w:pPr>
       <w:r>
         <w:rPr>
-          <w:rFonts w:ascii="Inter Display" w:hAnsi="Inter Display"/>
+          <w:rFonts w:ascii="Arial" w:hAnsi="Arial"/>
           <w:b/>
-          <w:color w:val="122E42"/>
-          <w:sz w:val="40"/>
+          <w:color w:val="163C53"/>
+          <w:sz w:val="48"/>
         </w:rPr>
         <w:t>MUHAMMED AFSAL</w:t>
       </w:r>
     </w:p>
     <w:p>
       <w:pPr>
-        <w:spacing w:before="0" w:after="0"/>
+        <w:spacing w:after="26"/>
         <w:jc w:val="center"/>
       </w:pPr>
       <w:r>
         <w:rPr>
-          <w:rFonts w:ascii="Inter" w:hAnsi="Inter"/>
+          <w:rFonts w:ascii="Arial" w:hAnsi="Arial"/>
           <w:b/>
-          <w:color w:val="34495E"/>
-          <w:sz w:val="20"/>
+          <w:color w:val="163C53"/>
+          <w:sz w:val="21"/>
         </w:rPr>
-        <w:t>Frontend Developer  |  Full Stack Web Developer</w:t>
+        <w:t>Frontend Developer  |  React &amp; TypeScript  |  Full-Stack Web Developer</w:t>
       </w:r>
     </w:p>
     <w:p>
       <w:pPr>
-        <w:spacing w:before="0" w:after="52"/>
+        <w:spacing w:after="64"/>
         <w:jc w:val="center"/>
       </w:pPr>
       <w:r>
         <w:rPr>
-          <w:rFonts w:ascii="Inter" w:hAnsi="Inter"/>
-          <w:b w:val="0"/>
-          <w:color w:val="4A545C"/>
-          <w:sz w:val="18"/>
+          <w:rFonts w:ascii="Arial" w:hAnsi="Arial"/>
+          <w:color w:val="535E68"/>
+          <w:sz w:val="17"/>
         </w:rPr>
         <w:t>Calicut, Kerala</w:t>
       </w:r>
       <w:r>
         <w:rPr>
-          <w:rFonts w:ascii="Inter" w:hAnsi="Inter"/>
-          <w:b w:val="0"/>
-          <w:color w:val="8C8C8C"/>
-          <w:sz w:val="18"/>
+          <w:color w:val="535E68"/>
+          <w:sz w:val="17"/>
         </w:rPr>
         <w:t xml:space="preserve">  |  </w:t>
       </w:r>
       <w:hyperlink r:id="rId9">
         <w:r>
           <w:rPr>
-            <w:rFonts w:ascii="Inter" w:hAnsi="Inter"/>
-            <w:color w:val="4A545C"/>
-            <w:u w:val="none"/>
-            <w:sz w:val="17"/>
-            <w:szCs w:val="17"/>
+            <w:color w:val="005C8A"/>
+            <w:u w:val="single"/>
+            <w:rFonts w:ascii="Arial" w:hAnsi="Arial"/>
+            <w:sz w:val="18"/>
           </w:rPr>
           <w:t>+91 6235448008</w:t>
         </w:r>
       </w:hyperlink>
       <w:r>
         <w:rPr>
-          <w:rFonts w:ascii="Inter" w:hAnsi="Inter"/>
-          <w:b w:val="0"/>
-          <w:color w:val="8C8C8C"/>
-          <w:sz w:val="18"/>
+          <w:color w:val="535E68"/>
+          <w:sz w:val="17"/>
         </w:rPr>
         <w:t xml:space="preserve">  |  </w:t>
       </w:r>
       <w:hyperlink r:id="rId10">
         <w:r>
           <w:rPr>
-            <w:rFonts w:ascii="Inter" w:hAnsi="Inter"/>
-            <w:color w:val="4A545C"/>
-            <w:u w:val="none"/>
-            <w:sz w:val="17"/>
-            <w:szCs w:val="17"/>
+            <w:color w:val="005C8A"/>
+            <w:u w:val="single"/>
+            <w:rFonts w:ascii="Arial" w:hAnsi="Arial"/>
+            <w:sz w:val="18"/>
           </w:rPr>
           <w:t>afsify2000@gmail.com</w:t>
         </w:r>
       </w:hyperlink>
       <w:r>
         <w:rPr>
-          <w:rFonts w:ascii="Inter" w:hAnsi="Inter"/>
-          <w:b w:val="0"/>
-          <w:color w:val="8C8C8C"/>
-          <w:sz w:val="18"/>
+          <w:color w:val="535E68"/>
+          <w:sz w:val="17"/>
         </w:rPr>
         <w:t xml:space="preserve">  |  </w:t>
       </w:r>
       <w:hyperlink r:id="rId11">
         <w:r>
           <w:rPr>
-            <w:rFonts w:ascii="Inter" w:hAnsi="Inter"/>
-            <w:color w:val="1A4766"/>
-            <w:b/>
-            <w:u w:val="none"/>
-            <w:sz w:val="17"/>
-            <w:szCs w:val="17"/>
+            <w:color w:val="005C8A"/>
+            <w:u w:val="single"/>
+            <w:rFonts w:ascii="Arial" w:hAnsi="Arial"/>
+            <w:sz w:val="18"/>
           </w:rPr>
           <w:t>LinkedIn</w:t>
         </w:r>
       </w:hyperlink>
       <w:r>
         <w:rPr>
-          <w:rFonts w:ascii="Inter" w:hAnsi="Inter"/>
-          <w:b w:val="0"/>
-          <w:color w:val="8C8C8C"/>
-          <w:sz w:val="18"/>
+          <w:color w:val="535E68"/>
+          <w:sz w:val="17"/>
         </w:rPr>
         <w:t xml:space="preserve">  |  </w:t>
       </w:r>
       <w:hyperlink r:id="rId12">
         <w:r>
           <w:rPr>
-            <w:rFonts w:ascii="Inter" w:hAnsi="Inter"/>
-            <w:color w:val="1A4766"/>
-            <w:b/>
-            <w:u w:val="none"/>
-            <w:sz w:val="17"/>
-            <w:szCs w:val="17"/>
+            <w:color w:val="005C8A"/>
+            <w:u w:val="single"/>
+            <w:rFonts w:ascii="Arial" w:hAnsi="Arial"/>
+            <w:sz w:val="18"/>
           </w:rPr>
           <w:t>GitHub</w:t>
         </w:r>
       </w:hyperlink>
       <w:r>
         <w:rPr>
-          <w:rFonts w:ascii="Inter" w:hAnsi="Inter"/>
-          <w:b w:val="0"/>
-          <w:color w:val="8C8C8C"/>
-          <w:sz w:val="18"/>
+          <w:color w:val="535E68"/>
+          <w:sz w:val="17"/>
         </w:rPr>
         <w:t xml:space="preserve">  |  </w:t>
       </w:r>
       <w:hyperlink r:id="rId13">
         <w:r>
           <w:rPr>
-            <w:rFonts w:ascii="Inter" w:hAnsi="Inter"/>
-            <w:color w:val="1A4766"/>
-            <w:b/>
-            <w:u w:val="none"/>
-            <w:sz w:val="17"/>
-            <w:szCs w:val="17"/>
+            <w:color w:val="005C8A"/>
+            <w:u w:val="single"/>
+            <w:rFonts w:ascii="Arial" w:hAnsi="Arial"/>
+            <w:sz w:val="18"/>
           </w:rPr>
-          <w:t>Portfolio</w:t>
+          <w:t>afsify.com</w:t>
         </w:r>
       </w:hyperlink>
     </w:p>
     <w:p>
       <w:pPr>
-        <w:pStyle w:val="SectionHeading"/>
-        <w:keepNext/>
-        <w:spacing w:before="136" w:after="48"/>
+        <w:pStyle w:val="ResumeSection"/>
         <w:pBdr>
-          <w:bottom w:val="single" w:sz="5" w:space="2" w:color="C9D6E2"/>
+          <w:bottom w:val="single" w:sz="6" w:space="1" w:color="C9D6DE"/>
         </w:pBdr>
       </w:pPr>
       <w:r>
-        <w:rPr>
-          <w:rFonts w:ascii="Inter Display" w:hAnsi="Inter Display"/>
-          <w:b/>
-          <w:color w:val="1A4766"/>
-          <w:sz w:val="19"/>
-        </w:rPr>
-        <w:t>PROFILE</w:t>
+        <w:t>PROFESSIONAL SUMMARY</w:t>
       </w:r>
     </w:p>
     <w:p>
       <w:pPr>
-        <w:spacing w:after="44" w:line="250" w:lineRule="auto"/>
+        <w:spacing w:after="30"/>
       </w:pPr>
       <w:r>
         <w:rPr>
-          <w:rFonts w:ascii="Inter" w:hAnsi="Inter"/>
           <w:b/>
-          <w:color w:val="232A31"/>
-          <w:sz w:val="19"/>
         </w:rPr>
         <w:t xml:space="preserve">Frontend Developer with 1.5+ years of professional experience </w:t>
       </w:r>
       <w:r>
-        <w:rPr>
-          <w:rFonts w:ascii="Inter" w:hAnsi="Inter"/>
-          <w:color w:val="232A31"/>
-          <w:sz w:val="19"/>
-        </w:rPr>
-        <w:t>building production ERP, ticketing, hospitality, and institutional applications using React, TypeScript, Redux, and Tailwind CSS. Experienced in REST API integration, debugging, client requirements, product demos, UAT/testing, and translating operational workflows into software. Building EkaVio to deepen full-stack expertise across Node.js, PostgreSQL, MongoDB, multi-tenancy, and secure authorization.</w:t>
+        <w:t>shipping React and TypeScript business applications across ERP, ticketing, hospitality, and institutional workflows. Strong in REST API integration, Redux Toolkit, production debugging, responsive UI/UX, client requirements, demos, and UAT. Full-stack project experience with Node.js, Express.js, PostgreSQL, Docker, Socket.IO, multi-tenant authorization, secure sessions, and data migration.</w:t>
       </w:r>
     </w:p>
     <w:p>
       <w:pPr>
-        <w:pStyle w:val="SectionHeading"/>
-        <w:keepNext/>
-        <w:spacing w:before="136" w:after="48"/>
+        <w:pStyle w:val="ResumeSection"/>
         <w:pBdr>
-          <w:bottom w:val="single" w:sz="5" w:space="2" w:color="C9D6E2"/>
+          <w:bottom w:val="single" w:sz="6" w:space="1" w:color="C9D6DE"/>
         </w:pBdr>
       </w:pPr>
       <w:r>
-        <w:rPr>
-          <w:rFonts w:ascii="Inter Display" w:hAnsi="Inter Display"/>
-          <w:b/>
-          <w:color w:val="1A4766"/>
-          <w:sz w:val="19"/>
-        </w:rPr>
         <w:t>PROFESSIONAL EXPERIENCE</w:t>
       </w:r>
     </w:p>
     <w:tbl>
       <w:tblPr>
         <w:tblW w:type="auto" w:w="0"/>
-        <w:jc w:val="center"/>
+        <w:jc w:val="left"/>
         <w:tblLayout w:type="fixed"/>
         <w:tblLook w:firstColumn="1" w:firstRow="1" w:lastColumn="0" w:lastRow="0" w:noHBand="0" w:noVBand="1" w:val="04A0"/>
+        <w:tblCellMar>
+          <w:top w:w="20" w:type="dxa"/>
+          <w:left w:w="0" w:type="dxa"/>
+          <w:bottom w:w="20" w:type="dxa"/>
+          <w:right w:w="0" w:type="dxa"/>
+        </w:tblCellMar>
       </w:tblPr>
       <w:tblGrid>
-        <w:gridCol w:w="5400"/>
-        <w:gridCol w:w="5400"/>
+        <w:gridCol w:w="7370"/>
+        <w:gridCol w:w="2835"/>
       </w:tblGrid>
       <w:tr>
-        <w:trPr>
-          <w:cantSplit/>
-        </w:trPr>
         <w:tc>
           <w:tcPr>
-            <w:tcW w:type="dxa" w:w="8352"/>
-            <w:tcMar>
-              <w:top w:w="0" w:type="dxa"/>
-              <w:start w:w="0" w:type="dxa"/>
-              <w:bottom w:w="0" w:type="dxa"/>
-              <w:end w:w="0" w:type="dxa"/>
-            </w:tcMar>
-            <w:tcBorders>
-              <w:top w:val="nil"/>
-              <w:left w:val="nil"/>
-              <w:bottom w:val="nil"/>
-              <w:right w:val="nil"/>
-            </w:tcBorders>
+            <w:tcW w:type="dxa" w:w="5468"/>
           </w:tcPr>
           <w:p>
-            <w:pPr>
-              <w:spacing w:after="8" w:before="0" w:line="240" w:lineRule="auto"/>
-            </w:pPr>
             <w:r>
               <w:rPr>
-                <w:rFonts w:ascii="Inter" w:hAnsi="Inter"/>
                 <w:b/>
-                <w:color w:val="163144"/>
-                <w:sz w:val="18"/>
+                <w:color w:val="163C53"/>
+                <w:sz w:val="19"/>
               </w:rPr>
-              <w:t>Bizforz</w:t>
+              <w:t>Bizforz - Frontend Developer</w:t>
             </w:r>
             <w:r>
               <w:rPr>
-                <w:rFonts w:ascii="Inter" w:hAnsi="Inter"/>
-                <w:b/>
-                <w:color w:val="2C3E50"/>
-                <w:sz w:val="18"/>
-              </w:rPr>
-              <w:t xml:space="preserve"> - Frontend Developer</w:t>
-            </w:r>
-            <w:r>
-              <w:rPr>
-                <w:rFonts w:ascii="Inter" w:hAnsi="Inter"/>
-                <w:color w:val="5F6870"/>
-                <w:sz w:val="18"/>
+                <w:color w:val="535E68"/>
+                <w:sz w:val="17"/>
               </w:rPr>
               <w:t xml:space="preserve">  |  Kottakkal, Malappuram</w:t>
             </w:r>
@@ -280,30 +214,16 @@
         </w:tc>
         <w:tc>
           <w:tcPr>
-            <w:tcW w:type="dxa" w:w="2376"/>
-            <w:tcMar>
-              <w:top w:w="0" w:type="dxa"/>
-              <w:start w:w="0" w:type="dxa"/>
-              <w:bottom w:w="0" w:type="dxa"/>
-              <w:end w:w="0" w:type="dxa"/>
-            </w:tcMar>
-            <w:tcBorders>
-              <w:top w:val="nil"/>
-              <w:left w:val="nil"/>
-              <w:bottom w:val="nil"/>
-              <w:right w:val="nil"/>
-            </w:tcBorders>
+            <w:tcW w:type="dxa" w:w="5468"/>
           </w:tcPr>
           <w:p>
             <w:pPr>
-              <w:spacing w:after="8" w:before="0" w:line="240" w:lineRule="auto"/>
               <w:jc w:val="right"/>
             </w:pPr>
             <w:r>
               <w:rPr>
-                <w:rFonts w:ascii="Inter" w:hAnsi="Inter"/>
                 <w:b/>
-                <w:color w:val="46525C"/>
+                <w:color w:val="535E68"/>
                 <w:sz w:val="18"/>
               </w:rPr>
               <w:t>Mar 2025 - Present</w:t>
@@ -315,240 +235,162 @@
     <w:p>
       <w:pPr>
         <w:pStyle w:val="ResumeBullet"/>
-        <w:keepLines/>
-        <w:spacing w:after="40" w:line="250" w:lineRule="auto"/>
-        <w:ind w:left="202" w:hanging="158"/>
       </w:pPr>
       <w:r>
         <w:rPr>
-          <w:rFonts w:ascii="Inter" w:hAnsi="Inter"/>
           <w:b/>
-          <w:color w:val="1A4766"/>
-          <w:sz w:val="18"/>
         </w:rPr>
         <w:t xml:space="preserve">• </w:t>
       </w:r>
       <w:r>
-        <w:rPr>
-          <w:rFonts w:ascii="Inter" w:hAnsi="Inter"/>
-          <w:color w:val="232A31"/>
-          <w:sz w:val="18"/>
-        </w:rPr>
-        <w:t>Build and maintain React/Redux/Tailwind features for Connect ERP used across 10+ institutions, including colleges, hospitals, and businesses; contributed to HR/payroll, attendance/geo-face punching, tasks, leave, bus pass, news, and related workflows.</w:t>
+        <w:t>Build and maintain React, TypeScript, Redux Toolkit, and Tailwind CSS modules for Connect ERP used across 10+ institutions, including colleges, hospitals, and businesses.</w:t>
       </w:r>
     </w:p>
     <w:p>
       <w:pPr>
         <w:pStyle w:val="ResumeBullet"/>
-        <w:keepLines/>
-        <w:spacing w:after="40" w:line="250" w:lineRule="auto"/>
-        <w:ind w:left="202" w:hanging="158"/>
       </w:pPr>
       <w:r>
         <w:rPr>
-          <w:rFonts w:ascii="Inter" w:hAnsi="Inter"/>
           <w:b/>
-          <w:color w:val="1A4766"/>
-          <w:sz w:val="18"/>
         </w:rPr>
         <w:t xml:space="preserve">• </w:t>
       </w:r>
       <w:r>
-        <w:rPr>
-          <w:rFonts w:ascii="Inter" w:hAnsi="Inter"/>
-          <w:color w:val="232A31"/>
-          <w:sz w:val="18"/>
-        </w:rPr>
-        <w:t>Integrate REST APIs, debug production issues, improve UI/UX, and collaborate with backend and product teams across multiple repositories to deliver modular frontend features.</w:t>
+        <w:t>Deliver workflows across HR/payroll, attendance and geo-face punching, tasks, leave, bus passes, news/circulars, reusable UI components, and REST API integrations.</w:t>
       </w:r>
     </w:p>
     <w:p>
       <w:pPr>
         <w:pStyle w:val="ResumeBullet"/>
-        <w:keepLines/>
-        <w:spacing w:after="40" w:line="250" w:lineRule="auto"/>
-        <w:ind w:left="202" w:hanging="158"/>
       </w:pPr>
       <w:r>
         <w:rPr>
-          <w:rFonts w:ascii="Inter" w:hAnsi="Inter"/>
           <w:b/>
-          <w:color w:val="1A4766"/>
-          <w:sz w:val="18"/>
         </w:rPr>
         <w:t xml:space="preserve">• </w:t>
       </w:r>
       <w:r>
-        <w:rPr>
-          <w:rFonts w:ascii="Inter" w:hAnsi="Inter"/>
-          <w:color w:val="232A31"/>
-          <w:sz w:val="18"/>
-        </w:rPr>
-        <w:t>Work directly with clients and institutional stakeholders in requirement discussions, demos, testing/UAT, and follow-ups; convert real operational pain points into practical workflows, fixes, and digital processes.</w:t>
+        <w:t>Debug production issues, improve responsive UI/UX, and collaborate with backend and product teams across multiple repositories to ship stable frontend features.</w:t>
       </w:r>
     </w:p>
     <w:p>
       <w:pPr>
         <w:pStyle w:val="ResumeBullet"/>
-        <w:keepLines/>
-        <w:spacing w:after="40" w:line="250" w:lineRule="auto"/>
-        <w:ind w:left="202" w:hanging="158"/>
       </w:pPr>
       <w:r>
         <w:rPr>
-          <w:rFonts w:ascii="Inter" w:hAnsi="Inter"/>
           <w:b/>
-          <w:color w:val="1A4766"/>
-          <w:sz w:val="18"/>
         </w:rPr>
         <w:t xml:space="preserve">• </w:t>
       </w:r>
       <w:r>
-        <w:rPr>
-          <w:rFonts w:ascii="Inter" w:hAnsi="Inter"/>
-          <w:color w:val="232A31"/>
-          <w:sz w:val="18"/>
-        </w:rPr>
-        <w:t>Contributed to Bizforz CRM, Flow ERP, and ticketing products through feature validation, end-to-end testing, rollout support, and direct client coordination.</w:t>
+        <w:t>Work directly with clients and institutional stakeholders on requirements, product demos, testing/UAT, and follow-ups; translate operational pain points into practical software changes.</w:t>
       </w:r>
     </w:p>
     <w:p>
       <w:pPr>
         <w:pStyle w:val="ResumeBullet"/>
-        <w:keepLines/>
-        <w:spacing w:after="40" w:line="250" w:lineRule="auto"/>
-        <w:ind w:left="202" w:hanging="158"/>
       </w:pPr>
       <w:r>
         <w:rPr>
-          <w:rFonts w:ascii="Inter" w:hAnsi="Inter"/>
           <w:b/>
-          <w:color w:val="1A4766"/>
-          <w:sz w:val="18"/>
         </w:rPr>
         <w:t xml:space="preserve">• </w:t>
       </w:r>
       <w:r>
-        <w:rPr>
-          <w:rFonts w:ascii="Inter" w:hAnsi="Inter"/>
-          <w:color w:val="232A31"/>
-          <w:sz w:val="18"/>
-        </w:rPr>
-        <w:t>Worked across hospitality/property-management and business websites, including Le'Valor and Bizforz properties, while contributing through pull requests and feature work across multiple company repositories.</w:t>
+        <w:t>Contribute across Bizforz CRM, Flow ERP, ticketing products, hospitality/property-management software, and Le'Valor-related web/PMS delivery work.</w:t>
       </w:r>
     </w:p>
     <w:p>
       <w:pPr>
-        <w:pStyle w:val="SectionHeading"/>
-        <w:keepNext/>
-        <w:spacing w:before="136" w:after="48"/>
+        <w:pStyle w:val="ResumeSection"/>
         <w:pBdr>
-          <w:bottom w:val="single" w:sz="5" w:space="2" w:color="C9D6E2"/>
+          <w:bottom w:val="single" w:sz="6" w:space="1" w:color="C9D6DE"/>
         </w:pBdr>
       </w:pPr>
       <w:r>
-        <w:rPr>
-          <w:rFonts w:ascii="Inter Display" w:hAnsi="Inter Display"/>
-          <w:b/>
-          <w:color w:val="1A4766"/>
-          <w:sz w:val="19"/>
-        </w:rPr>
         <w:t>SELECTED FULL-STACK PROJECT</w:t>
       </w:r>
     </w:p>
     <w:tbl>
       <w:tblPr>
         <w:tblW w:type="auto" w:w="0"/>
-        <w:jc w:val="center"/>
+        <w:jc w:val="left"/>
         <w:tblLayout w:type="fixed"/>
         <w:tblLook w:firstColumn="1" w:firstRow="1" w:lastColumn="0" w:lastRow="0" w:noHBand="0" w:noVBand="1" w:val="04A0"/>
+        <w:tblCellMar>
+          <w:top w:w="20" w:type="dxa"/>
+          <w:left w:w="0" w:type="dxa"/>
+          <w:bottom w:w="20" w:type="dxa"/>
+          <w:right w:w="0" w:type="dxa"/>
+        </w:tblCellMar>
       </w:tblPr>
       <w:tblGrid>
-        <w:gridCol w:w="5400"/>
-        <w:gridCol w:w="5400"/>
+        <w:gridCol w:w="7710"/>
+        <w:gridCol w:w="2494"/>
       </w:tblGrid>
       <w:tr>
-        <w:trPr>
-          <w:cantSplit/>
-        </w:trPr>
         <w:tc>
           <w:tcPr>
-            <w:tcW w:type="dxa" w:w="8640"/>
-            <w:tcMar>
-              <w:top w:w="0" w:type="dxa"/>
-              <w:start w:w="0" w:type="dxa"/>
-              <w:bottom w:w="0" w:type="dxa"/>
-              <w:end w:w="0" w:type="dxa"/>
-            </w:tcMar>
-            <w:tcBorders>
-              <w:top w:val="nil"/>
-              <w:left w:val="nil"/>
-              <w:bottom w:val="nil"/>
-              <w:right w:val="nil"/>
-            </w:tcBorders>
+            <w:tcW w:type="dxa" w:w="5468"/>
           </w:tcPr>
           <w:p>
-            <w:pPr>
-              <w:spacing w:after="8" w:before="0" w:line="240" w:lineRule="auto"/>
-            </w:pPr>
             <w:r>
               <w:rPr>
-                <w:rFonts w:ascii="Inter" w:hAnsi="Inter"/>
                 <w:b/>
-                <w:color w:val="163144"/>
-                <w:sz w:val="18"/>
+                <w:color w:val="163C53"/>
+                <w:sz w:val="19"/>
               </w:rPr>
-              <w:t>EkaVio</w:t>
-            </w:r>
-            <w:r>
-              <w:rPr>
-                <w:rFonts w:ascii="Inter" w:hAnsi="Inter"/>
-                <w:b/>
-                <w:color w:val="2C3E50"/>
-                <w:sz w:val="18"/>
-              </w:rPr>
-              <w:t xml:space="preserve"> - Multi-Tenant SMB Operations Platform</w:t>
+              <w:t>EkaVio - Multi-Tenant SMB Operations Platform</w:t>
             </w:r>
           </w:p>
         </w:tc>
         <w:tc>
           <w:tcPr>
-            <w:tcW w:type="dxa" w:w="2088"/>
-            <w:tcMar>
-              <w:top w:w="0" w:type="dxa"/>
-              <w:start w:w="0" w:type="dxa"/>
-              <w:bottom w:w="0" w:type="dxa"/>
-              <w:end w:w="0" w:type="dxa"/>
-            </w:tcMar>
-            <w:tcBorders>
-              <w:top w:val="nil"/>
-              <w:left w:val="nil"/>
-              <w:bottom w:val="nil"/>
-              <w:right w:val="nil"/>
-            </w:tcBorders>
+            <w:tcW w:type="dxa" w:w="5468"/>
           </w:tcPr>
           <w:p>
             <w:pPr>
-              <w:spacing w:after="8" w:before="0" w:line="240" w:lineRule="auto"/>
               <w:jc w:val="right"/>
             </w:pPr>
+            <w:hyperlink r:id="rId20">
+              <w:r>
+                <w:rPr>
+                  <w:color w:val="005C8A"/>
+                  <w:u w:val="single"/>
+                  <w:b/>
+                  <w:rFonts w:ascii="Arial" w:hAnsi="Arial"/>
+                  <w:sz w:val="18"/>
+                </w:rPr>
+                <w:t>Live</w:t>
+              </w:r>
+            </w:hyperlink>
+            <w:r>
+              <w:rPr>
+                <w:rFonts w:ascii="Arial" w:hAnsi="Arial"/>
+                <w:color w:val="535E68"/>
+                <w:sz w:val="17"/>
+              </w:rPr>
+              <w:t xml:space="preserve">  |  </w:t>
+            </w:r>
             <w:hyperlink r:id="rId14">
               <w:r>
                 <w:rPr>
-                  <w:color w:val="1B4F72"/>
-                  <w:u w:val="none"/>
+                  <w:color w:val="005C8A"/>
+                  <w:u w:val="single"/>
                   <w:b/>
+                  <w:rFonts w:ascii="Arial" w:hAnsi="Arial"/>
                   <w:sz w:val="18"/>
-                  <w:szCs w:val="18"/>
                 </w:rPr>
                 <w:t>GitHub</w:t>
               </w:r>
             </w:hyperlink>
             <w:r>
               <w:rPr>
-                <w:rFonts w:ascii="Inter" w:hAnsi="Inter"/>
-                <w:color w:val="5F6870"/>
-                <w:sz w:val="18"/>
+                <w:rFonts w:ascii="Arial" w:hAnsi="Arial"/>
+                <w:color w:val="535E68"/>
+                <w:sz w:val="17"/>
               </w:rPr>
               <w:t xml:space="preserve">  |  2026</w:t>
             </w:r>
@@ -559,185 +401,113 @@
     <w:p>
       <w:pPr>
         <w:pStyle w:val="ResumeBullet"/>
-        <w:keepLines/>
-        <w:spacing w:after="40" w:line="250" w:lineRule="auto"/>
-        <w:ind w:left="202" w:hanging="158"/>
       </w:pPr>
       <w:r>
         <w:rPr>
-          <w:rFonts w:ascii="Inter" w:hAnsi="Inter"/>
           <w:b/>
-          <w:color w:val="1A4766"/>
-          <w:sz w:val="18"/>
         </w:rPr>
         <w:t xml:space="preserve">• </w:t>
       </w:r>
       <w:r>
-        <w:rPr>
-          <w:rFonts w:ascii="Inter" w:hAnsi="Inter"/>
-          <w:color w:val="232A31"/>
-          <w:sz w:val="18"/>
-        </w:rPr>
-        <w:t>Architecting a React/Vite PWA with an Express/TypeScript backend, PostgreSQL for identity/commercial authority, and MongoDB for operational domains such as queue, inventory, ledger, and attendance.</w:t>
+        <w:t>Architecting a React/Vite PWA with an Express/TypeScript backend and PostgreSQL as the sole normal runtime data authority; MongoDB is retained only for explicit legacy migration, reconciliation, recovery, and compatibility tooling.</w:t>
       </w:r>
     </w:p>
     <w:p>
       <w:pPr>
         <w:pStyle w:val="ResumeBullet"/>
-        <w:keepLines/>
-        <w:spacing w:after="40" w:line="250" w:lineRule="auto"/>
-        <w:ind w:left="202" w:hanging="158"/>
       </w:pPr>
       <w:r>
         <w:rPr>
-          <w:rFonts w:ascii="Inter" w:hAnsi="Inter"/>
           <w:b/>
-          <w:color w:val="1A4766"/>
-          <w:sz w:val="18"/>
         </w:rPr>
         <w:t xml:space="preserve">• </w:t>
       </w:r>
       <w:r>
-        <w:rPr>
-          <w:rFonts w:ascii="Inter" w:hAnsi="Inter"/>
-          <w:color w:val="232A31"/>
-          <w:sz w:val="18"/>
-        </w:rPr>
-        <w:t>Implemented secure session lifecycle, HttpOnly refresh cookies, in-memory access JWTs, organization/branch membership authorization, RBAC, commercial entitlements, and tenant-aware Socket.IO context switching.</w:t>
+        <w:t>Implemented revocable server-side sessions, HttpOnly refresh cookies, organization/branch-aware multi-tenancy, RBAC and commercial entitlements, tenant-aware Socket.IO, and secure account recovery/invitation flows.</w:t>
       </w:r>
     </w:p>
     <w:p>
       <w:pPr>
         <w:pStyle w:val="ResumeBullet"/>
-        <w:keepLines/>
-        <w:spacing w:after="40" w:line="250" w:lineRule="auto"/>
-        <w:ind w:left="202" w:hanging="158"/>
       </w:pPr>
       <w:r>
         <w:rPr>
-          <w:rFonts w:ascii="Inter" w:hAnsi="Inter"/>
           <w:b/>
-          <w:color w:val="1A4766"/>
-          <w:sz w:val="18"/>
         </w:rPr>
         <w:t xml:space="preserve">• </w:t>
       </w:r>
       <w:r>
-        <w:rPr>
-          <w:rFonts w:ascii="Inter" w:hAnsi="Inter"/>
-          <w:color w:val="232A31"/>
-          <w:sz w:val="18"/>
-        </w:rPr>
-        <w:t>Added PostgreSQL migration/cutover tooling, Docker Compose, health checks, and repeatable lint, typecheck, test, and build quality gates for safer development and deployment.</w:t>
+        <w:t>Added transactional migrations/cutover tooling, Docker Compose health/readiness checks, and repeatable lint, typecheck, test, build, migration, and browser acceptance gates for safer releases.</w:t>
       </w:r>
     </w:p>
     <w:p>
       <w:pPr>
-        <w:pStyle w:val="SectionHeading"/>
-        <w:keepNext/>
-        <w:spacing w:before="136" w:after="48"/>
+        <w:pStyle w:val="ResumeSection"/>
         <w:pBdr>
-          <w:bottom w:val="single" w:sz="5" w:space="2" w:color="C9D6E2"/>
+          <w:bottom w:val="single" w:sz="6" w:space="1" w:color="C9D6DE"/>
         </w:pBdr>
       </w:pPr>
       <w:r>
-        <w:rPr>
-          <w:rFonts w:ascii="Inter Display" w:hAnsi="Inter Display"/>
-          <w:b/>
-          <w:color w:val="1A4766"/>
-          <w:sz w:val="19"/>
-        </w:rPr>
         <w:t>TECHNICAL SKILLS</w:t>
       </w:r>
     </w:p>
     <w:tbl>
       <w:tblPr>
         <w:tblW w:type="auto" w:w="0"/>
-        <w:jc w:val="center"/>
+        <w:jc w:val="left"/>
         <w:tblLayout w:type="fixed"/>
         <w:tblLook w:firstColumn="1" w:firstRow="1" w:lastColumn="0" w:lastRow="0" w:noHBand="0" w:noVBand="1" w:val="04A0"/>
+        <w:tblCellMar>
+          <w:top w:w="20" w:type="dxa"/>
+          <w:left w:w="0" w:type="dxa"/>
+          <w:bottom w:w="20" w:type="dxa"/>
+          <w:right w:w="0" w:type="dxa"/>
+        </w:tblCellMar>
       </w:tblPr>
       <w:tblGrid>
-        <w:gridCol w:w="5400"/>
-        <w:gridCol w:w="5400"/>
+        <w:gridCol w:w="5468"/>
+        <w:gridCol w:w="5468"/>
       </w:tblGrid>
       <w:tr>
-        <w:trPr>
-          <w:cantSplit/>
-        </w:trPr>
         <w:tc>
           <w:tcPr>
-            <w:tcW w:type="dxa" w:w="5400"/>
-            <w:vAlign w:val="top"/>
-            <w:tcMar>
-              <w:top w:w="0" w:type="dxa"/>
-              <w:start w:w="0" w:type="dxa"/>
-              <w:bottom w:w="0" w:type="dxa"/>
-              <w:end w:w="80" w:type="dxa"/>
-            </w:tcMar>
-            <w:tcBorders>
-              <w:top w:val="nil"/>
-              <w:left w:val="nil"/>
-              <w:bottom w:val="nil"/>
-              <w:right w:val="nil"/>
-            </w:tcBorders>
+            <w:tcW w:type="dxa" w:w="5468"/>
           </w:tcPr>
           <w:p>
-            <w:pPr>
-              <w:spacing w:after="0" w:line="240" w:lineRule="auto"/>
-            </w:pPr>
             <w:r>
               <w:rPr>
                 <w:b/>
-                <w:color w:val="284559"/>
-                <w:sz w:val="18"/>
+                <w:color w:val="163C53"/>
+                <w:sz w:val="17"/>
               </w:rPr>
               <w:t xml:space="preserve">Frontend: </w:t>
             </w:r>
             <w:r>
               <w:rPr>
-                <w:color w:val="323940"/>
-                <w:sz w:val="18"/>
+                <w:color w:val="272D32"/>
+                <w:sz w:val="17"/>
               </w:rPr>
-              <w:t>React.js, TypeScript, JavaScript, Redux Toolkit, Tailwind CSS, HTML, CSS, Vite</w:t>
+              <w:t>React.js, Next.js, TypeScript, JavaScript, Redux Toolkit, Tailwind CSS, HTML, CSS, Vite</w:t>
             </w:r>
           </w:p>
         </w:tc>
         <w:tc>
           <w:tcPr>
-            <w:tcW w:type="dxa" w:w="5400"/>
-            <w:vAlign w:val="top"/>
-            <w:tcMar>
-              <w:top w:w="0" w:type="dxa"/>
-              <w:start w:w="80" w:type="dxa"/>
-              <w:bottom w:w="0" w:type="dxa"/>
-              <w:end w:w="0" w:type="dxa"/>
-            </w:tcMar>
-            <w:tcBorders>
-              <w:top w:val="nil"/>
-              <w:left w:val="nil"/>
-              <w:bottom w:val="nil"/>
-              <w:right w:val="nil"/>
-            </w:tcBorders>
+            <w:tcW w:type="dxa" w:w="5468"/>
           </w:tcPr>
           <w:p>
-            <w:pPr>
-              <w:spacing w:after="14" w:line="240" w:lineRule="auto"/>
-            </w:pPr>
             <w:r>
               <w:rPr>
-                <w:rFonts w:ascii="Inter" w:hAnsi="Inter"/>
                 <w:b/>
-                <w:color w:val="284559"/>
-                <w:sz w:val="18"/>
+                <w:color w:val="163C53"/>
+                <w:sz w:val="17"/>
               </w:rPr>
               <w:t xml:space="preserve">Backend: </w:t>
             </w:r>
             <w:r>
               <w:rPr>
-                <w:rFonts w:ascii="Inter" w:hAnsi="Inter"/>
-                <w:color w:val="323940"/>
-                <w:sz w:val="18"/>
+                <w:color w:val="272D32"/>
+                <w:sz w:val="17"/>
               </w:rPr>
               <w:t>Node.js, Express.js, REST APIs, JWT/session auth, Socket.IO</w:t>
             </w:r>
@@ -745,82 +515,45 @@
         </w:tc>
       </w:tr>
       <w:tr>
-        <w:trPr>
-          <w:cantSplit/>
-        </w:trPr>
         <w:tc>
           <w:tcPr>
-            <w:tcW w:type="dxa" w:w="5400"/>
-            <w:vAlign w:val="top"/>
-            <w:tcMar>
-              <w:top w:w="0" w:type="dxa"/>
-              <w:start w:w="0" w:type="dxa"/>
-              <w:bottom w:w="0" w:type="dxa"/>
-              <w:end w:w="80" w:type="dxa"/>
-            </w:tcMar>
-            <w:tcBorders>
-              <w:top w:val="nil"/>
-              <w:left w:val="nil"/>
-              <w:bottom w:val="nil"/>
-              <w:right w:val="nil"/>
-            </w:tcBorders>
+            <w:tcW w:type="dxa" w:w="5468"/>
           </w:tcPr>
           <w:p>
-            <w:pPr>
-              <w:spacing w:after="0" w:line="240" w:lineRule="auto"/>
-            </w:pPr>
             <w:r>
               <w:rPr>
                 <w:b/>
-                <w:color w:val="284559"/>
-                <w:sz w:val="18"/>
+                <w:color w:val="163C53"/>
+                <w:sz w:val="17"/>
               </w:rPr>
               <w:t xml:space="preserve">Data &amp; Platform: </w:t>
             </w:r>
             <w:r>
               <w:rPr>
-                <w:color w:val="323940"/>
-                <w:sz w:val="18"/>
+                <w:color w:val="272D32"/>
+                <w:sz w:val="17"/>
               </w:rPr>
-              <w:t>PostgreSQL, MongoDB, Docker Compose, Vercel, Render, Firebase, Cloudinary</w:t>
+              <w:t>PostgreSQL, MongoDB, Docker / Docker Compose, Vercel, Render, Firebase, Cloudinary</w:t>
             </w:r>
           </w:p>
         </w:tc>
         <w:tc>
           <w:tcPr>
-            <w:tcW w:type="dxa" w:w="5400"/>
-            <w:vAlign w:val="top"/>
-            <w:tcMar>
-              <w:top w:w="0" w:type="dxa"/>
-              <w:start w:w="80" w:type="dxa"/>
-              <w:bottom w:w="0" w:type="dxa"/>
-              <w:end w:w="0" w:type="dxa"/>
-            </w:tcMar>
-            <w:tcBorders>
-              <w:top w:val="nil"/>
-              <w:left w:val="nil"/>
-              <w:bottom w:val="nil"/>
-              <w:right w:val="nil"/>
-            </w:tcBorders>
+            <w:tcW w:type="dxa" w:w="5468"/>
           </w:tcPr>
           <w:p>
-            <w:pPr>
-              <w:spacing w:after="14" w:line="240" w:lineRule="auto"/>
-            </w:pPr>
             <w:r>
               <w:rPr>
-                <w:rFonts w:ascii="Inter" w:hAnsi="Inter"/>
                 <w:b/>
-                <w:color w:val="284559"/>
-                <w:sz w:val="18"/>
+                <w:color w:val="163C53"/>
+                <w:sz w:val="17"/>
               </w:rPr>
               <w:t xml:space="preserve">Workflow: </w:t>
             </w:r>
             <w:r>
               <w:rPr>
-                <w:rFonts w:ascii="Inter" w:hAnsi="Inter"/>
-                <w:color w:val="323940"/>
-                <w:sz w:val="18"/>
+                <w:color w:val="272D32"/>
+                <w:sz w:val="17"/>
               </w:rPr>
               <w:t>Git, GitHub, Postman, API integration, multi-tenant SaaS, RBAC/authorization, UAT, Agile</w:t>
             </w:r>
@@ -830,85 +563,58 @@
     </w:tbl>
     <w:p>
       <w:pPr>
-        <w:pStyle w:val="SectionHeading"/>
-        <w:keepNext/>
-        <w:spacing w:before="136" w:after="48"/>
+        <w:pStyle w:val="ResumeSection"/>
         <w:pBdr>
-          <w:bottom w:val="single" w:sz="5" w:space="2" w:color="C9D6E2"/>
+          <w:bottom w:val="single" w:sz="6" w:space="1" w:color="C9D6DE"/>
         </w:pBdr>
       </w:pPr>
       <w:r>
-        <w:rPr>
-          <w:rFonts w:ascii="Inter Display" w:hAnsi="Inter Display"/>
-          <w:b/>
-          <w:color w:val="1A4766"/>
-          <w:sz w:val="19"/>
-        </w:rPr>
         <w:t>ADDITIONAL PROJECTS</w:t>
       </w:r>
     </w:p>
     <w:p>
       <w:pPr>
-        <w:pStyle w:val="ResumeBullet"/>
-        <w:spacing w:after="24" w:line="240" w:lineRule="auto" w:before="0"/>
-        <w:ind w:left="202" w:hanging="158"/>
+        <w:spacing w:after="12"/>
+        <w:ind w:left="57"/>
       </w:pPr>
       <w:r>
         <w:rPr>
-          <w:rFonts w:ascii="Inter" w:hAnsi="Inter"/>
           <w:b/>
-          <w:color w:val="1A4766"/>
-          <w:sz w:val="18"/>
         </w:rPr>
         <w:t xml:space="preserve">• </w:t>
       </w:r>
       <w:r>
         <w:rPr>
-          <w:rFonts w:ascii="Inter" w:hAnsi="Inter"/>
           <w:b/>
-          <w:color w:val="232A31"/>
-          <w:sz w:val="18"/>
         </w:rPr>
-        <w:t>Codisify Devlearn</w:t>
+        <w:t xml:space="preserve">Codisify Devlearn - </w:t>
       </w:r>
       <w:r>
-        <w:rPr>
-          <w:rFonts w:ascii="Inter" w:hAnsi="Inter"/>
-          <w:color w:val="232A31"/>
-          <w:sz w:val="18"/>
-        </w:rPr>
-        <w:t xml:space="preserve"> - MERN e-learning platform with Socket.IO chat and JWT auth  </w:t>
+        <w:t xml:space="preserve">MERN e-learning platform with Socket.IO discussions and JWT authentication  </w:t>
       </w:r>
       <w:hyperlink r:id="rId15">
         <w:r>
           <w:rPr>
-            <w:rFonts w:ascii="Inter" w:hAnsi="Inter"/>
-            <w:color w:val="1A4766"/>
+            <w:color w:val="005C8A"/>
+            <w:u w:val="single"/>
             <w:b/>
-            <w:u w:val="none"/>
+            <w:rFonts w:ascii="Arial" w:hAnsi="Arial"/>
             <w:sz w:val="18"/>
-            <w:szCs w:val="18"/>
           </w:rPr>
           <w:t>Live</w:t>
         </w:r>
       </w:hyperlink>
       <w:r>
-        <w:rPr>
-          <w:rFonts w:ascii="Inter" w:hAnsi="Inter"/>
-          <w:color w:val="8C8C8C"/>
-          <w:sz w:val="18"/>
-        </w:rPr>
         <w:t xml:space="preserve">  |  </w:t>
       </w:r>
       <w:hyperlink r:id="rId16">
         <w:r>
           <w:rPr>
-            <w:rFonts w:ascii="Inter" w:hAnsi="Inter"/>
-            <w:color w:val="1A4766"/>
+            <w:color w:val="005C8A"/>
+            <w:u w:val="single"/>
             <w:b/>
-            <w:u w:val="none"/>
+            <w:rFonts w:ascii="Arial" w:hAnsi="Arial"/>
             <w:sz w:val="18"/>
-            <w:szCs w:val="18"/>
           </w:rPr>
           <w:t>GitHub</w:t>
         </w:r>
@@ -916,66 +622,47 @@
     </w:p>
     <w:p>
       <w:pPr>
-        <w:pStyle w:val="ResumeBullet"/>
-        <w:spacing w:before="0" w:after="24" w:line="240" w:lineRule="auto"/>
-        <w:ind w:left="202" w:hanging="158"/>
+        <w:spacing w:after="12"/>
+        <w:ind w:left="57"/>
       </w:pPr>
       <w:r>
         <w:rPr>
-          <w:rFonts w:ascii="Inter" w:hAnsi="Inter"/>
           <w:b/>
-          <w:color w:val="1A4766"/>
-          <w:sz w:val="18"/>
         </w:rPr>
         <w:t xml:space="preserve">• </w:t>
       </w:r>
       <w:r>
         <w:rPr>
-          <w:rFonts w:ascii="Inter" w:hAnsi="Inter"/>
           <w:b/>
-          <w:color w:val="232A31"/>
-          <w:sz w:val="18"/>
         </w:rPr>
-        <w:t>Chateph Messenger</w:t>
+        <w:t xml:space="preserve">Chateph Messenger - </w:t>
       </w:r>
       <w:r>
-        <w:rPr>
-          <w:rFonts w:ascii="Inter" w:hAnsi="Inter"/>
-          <w:color w:val="232A31"/>
-          <w:sz w:val="18"/>
-        </w:rPr>
-        <w:t xml:space="preserve"> - real-time ephemeral messaging  </w:t>
+        <w:t xml:space="preserve">realtime ephemeral messaging with React, Node.js, MongoDB, and Socket.IO  </w:t>
       </w:r>
       <w:hyperlink r:id="rId17">
         <w:r>
           <w:rPr>
-            <w:rFonts w:ascii="Inter" w:hAnsi="Inter"/>
-            <w:color w:val="1A4766"/>
+            <w:color w:val="005C8A"/>
+            <w:u w:val="single"/>
             <w:b/>
-            <w:u w:val="none"/>
+            <w:rFonts w:ascii="Arial" w:hAnsi="Arial"/>
             <w:sz w:val="18"/>
-            <w:szCs w:val="18"/>
           </w:rPr>
           <w:t>Live</w:t>
         </w:r>
       </w:hyperlink>
       <w:r>
-        <w:rPr>
-          <w:rFonts w:ascii="Inter" w:hAnsi="Inter"/>
-          <w:color w:val="8C8C8C"/>
-          <w:sz w:val="18"/>
-        </w:rPr>
         <w:t xml:space="preserve">  |  </w:t>
       </w:r>
       <w:hyperlink r:id="rId18">
         <w:r>
           <w:rPr>
-            <w:rFonts w:ascii="Inter" w:hAnsi="Inter"/>
-            <w:color w:val="1A4766"/>
+            <w:color w:val="005C8A"/>
+            <w:u w:val="single"/>
             <w:b/>
-            <w:u w:val="none"/>
+            <w:rFonts w:ascii="Arial" w:hAnsi="Arial"/>
             <w:sz w:val="18"/>
-            <w:szCs w:val="18"/>
           </w:rPr>
           <w:t>GitHub</w:t>
         </w:r>
@@ -983,66 +670,59 @@
     </w:p>
     <w:p>
       <w:pPr>
-        <w:pStyle w:val="ResumeBullet"/>
-        <w:spacing w:before="0" w:after="24" w:line="240" w:lineRule="auto"/>
-        <w:ind w:left="202" w:hanging="158"/>
+        <w:spacing w:after="12"/>
+        <w:ind w:left="57"/>
       </w:pPr>
       <w:r>
         <w:rPr>
-          <w:rFonts w:ascii="Inter" w:hAnsi="Inter"/>
+          <w:rFonts w:ascii="Arial" w:hAnsi="Arial"/>
           <w:b/>
-          <w:color w:val="1A4766"/>
-          <w:sz w:val="18"/>
+          <w:sz w:val="17"/>
         </w:rPr>
         <w:t xml:space="preserve">• </w:t>
       </w:r>
       <w:r>
         <w:rPr>
-          <w:rFonts w:ascii="Inter" w:hAnsi="Inter"/>
+          <w:rFonts w:ascii="Arial" w:hAnsi="Arial"/>
           <w:b/>
-          <w:color w:val="232A31"/>
-          <w:sz w:val="18"/>
+          <w:sz w:val="17"/>
         </w:rPr>
-        <w:t>Afssian E-Commerce</w:t>
+        <w:t xml:space="preserve">Afssian E-Commerce - </w:t>
       </w:r>
       <w:r>
         <w:rPr>
-          <w:rFonts w:ascii="Inter" w:hAnsi="Inter"/>
-          <w:color w:val="232A31"/>
-          <w:sz w:val="18"/>
+          <w:rFonts w:ascii="Arial" w:hAnsi="Arial"/>
+          <w:sz w:val="17"/>
         </w:rPr>
-        <w:t xml:space="preserve"> - Node.js/EJS/MongoDB e-commerce with Razorpay  </w:t>
+        <w:t xml:space="preserve">Node.js/EJS/MongoDB e-commerce platform with Razorpay and order workflows  </w:t>
       </w:r>
-      <w:hyperlink r:id="rId19">
+      <w:hyperlink r:id="rId21">
         <w:r>
           <w:rPr>
-            <w:rFonts w:ascii="Inter" w:hAnsi="Inter"/>
-            <w:color w:val="1A4766"/>
+            <w:color w:val="005C8A"/>
+            <w:u w:val="single"/>
             <w:b/>
-            <w:u w:val="none"/>
+            <w:rFonts w:ascii="Arial" w:hAnsi="Arial"/>
             <w:sz w:val="18"/>
-            <w:szCs w:val="18"/>
           </w:rPr>
           <w:t>Live</w:t>
         </w:r>
       </w:hyperlink>
       <w:r>
         <w:rPr>
-          <w:rFonts w:ascii="Inter" w:hAnsi="Inter"/>
-          <w:color w:val="8C8C8C"/>
-          <w:sz w:val="18"/>
+          <w:rFonts w:ascii="Arial" w:hAnsi="Arial"/>
+          <w:sz w:val="17"/>
         </w:rPr>
         <w:t xml:space="preserve">  |  </w:t>
       </w:r>
-      <w:hyperlink r:id="rId20">
+      <w:hyperlink r:id="rId19">
         <w:r>
           <w:rPr>
-            <w:rFonts w:ascii="Inter" w:hAnsi="Inter"/>
-            <w:color w:val="1A4766"/>
+            <w:color w:val="005C8A"/>
+            <w:u w:val="single"/>
             <w:b/>
-            <w:u w:val="none"/>
+            <w:rFonts w:ascii="Arial" w:hAnsi="Arial"/>
             <w:sz w:val="18"/>
-            <w:szCs w:val="18"/>
           </w:rPr>
           <w:t>GitHub</w:t>
         </w:r>
@@ -1050,180 +730,110 @@
     </w:p>
     <w:p>
       <w:pPr>
-        <w:pStyle w:val="SectionHeading"/>
-        <w:keepNext/>
-        <w:spacing w:before="112" w:after="40"/>
+        <w:pStyle w:val="ResumeSection"/>
         <w:pBdr>
-          <w:bottom w:val="single" w:sz="5" w:space="2" w:color="C9D6E2"/>
+          <w:bottom w:val="single" w:sz="6" w:space="1" w:color="C9D6DE"/>
         </w:pBdr>
       </w:pPr>
       <w:r>
-        <w:rPr>
-          <w:rFonts w:ascii="Inter Display" w:hAnsi="Inter Display"/>
-          <w:b/>
-          <w:color w:val="1A4766"/>
-          <w:sz w:val="19"/>
-        </w:rPr>
         <w:t>EDUCATION</w:t>
       </w:r>
     </w:p>
     <w:tbl>
       <w:tblPr>
         <w:tblW w:type="auto" w:w="0"/>
-        <w:jc w:val="center"/>
         <w:tblLayout w:type="fixed"/>
         <w:tblLook w:firstColumn="1" w:firstRow="1" w:lastColumn="0" w:lastRow="0" w:noHBand="0" w:noVBand="1" w:val="04A0"/>
+        <w:tblCellMar>
+          <w:top w:w="20" w:type="dxa"/>
+          <w:left w:w="0" w:type="dxa"/>
+          <w:bottom w:w="20" w:type="dxa"/>
+          <w:right w:w="0" w:type="dxa"/>
+        </w:tblCellMar>
       </w:tblPr>
       <w:tblGrid>
-        <w:gridCol w:w="5400"/>
-        <w:gridCol w:w="5400"/>
+        <w:gridCol w:w="8504"/>
+        <w:gridCol w:w="1701"/>
       </w:tblGrid>
       <w:tr>
-        <w:trPr>
-          <w:cantSplit/>
-        </w:trPr>
         <w:tc>
           <w:tcPr>
-            <w:tcW w:type="dxa" w:w="9000"/>
-            <w:tcMar>
-              <w:top w:w="0" w:type="dxa"/>
-              <w:start w:w="0" w:type="dxa"/>
-              <w:bottom w:w="0" w:type="dxa"/>
-              <w:end w:w="0" w:type="dxa"/>
-            </w:tcMar>
-            <w:tcBorders>
-              <w:top w:val="nil"/>
-              <w:left w:val="nil"/>
-              <w:bottom w:val="nil"/>
-              <w:right w:val="nil"/>
-            </w:tcBorders>
+            <w:tcW w:type="dxa" w:w="5468"/>
           </w:tcPr>
           <w:p>
-            <w:pPr>
-              <w:spacing w:after="12" w:before="0" w:line="240" w:lineRule="auto"/>
-            </w:pPr>
             <w:r>
               <w:rPr>
-                <w:rFonts w:ascii="Inter" w:hAnsi="Inter"/>
                 <w:b/>
-                <w:color w:val="232A31"/>
-                <w:sz w:val="18"/>
+                <w:sz w:val="17"/>
               </w:rPr>
-              <w:t>MERN Stack Development</w:t>
-            </w:r>
-            <w:r>
-              <w:rPr>
-                <w:rFonts w:ascii="Inter" w:hAnsi="Inter"/>
-                <w:color w:val="232A31"/>
-                <w:sz w:val="18"/>
-              </w:rPr>
-              <w:t xml:space="preserve"> - Brototype, Calicut</w:t>
+              <w:t>Full Stack Web Development (MERN) - Brototype, Calicut</w:t>
             </w:r>
           </w:p>
         </w:tc>
         <w:tc>
           <w:tcPr>
-            <w:tcW w:type="dxa" w:w="1800"/>
-            <w:tcMar>
-              <w:top w:w="0" w:type="dxa"/>
-              <w:start w:w="0" w:type="dxa"/>
-              <w:bottom w:w="0" w:type="dxa"/>
-              <w:end w:w="0" w:type="dxa"/>
-            </w:tcMar>
-            <w:tcBorders>
-              <w:top w:val="nil"/>
-              <w:left w:val="nil"/>
-              <w:bottom w:val="nil"/>
-              <w:right w:val="nil"/>
-            </w:tcBorders>
+            <w:tcW w:type="dxa" w:w="5468"/>
           </w:tcPr>
           <w:p>
             <w:pPr>
-              <w:spacing w:after="12" w:before="0" w:line="240" w:lineRule="auto"/>
               <w:jc w:val="right"/>
             </w:pPr>
             <w:r>
               <w:rPr>
-                <w:rFonts w:ascii="Inter" w:hAnsi="Inter"/>
                 <w:b/>
-                <w:color w:val="5F6972"/>
-                <w:sz w:val="18"/>
+                <w:color w:val="535E68"/>
+                <w:sz w:val="17"/>
               </w:rPr>
               <w:t>2023 - 2024</w:t>
             </w:r>
           </w:p>
         </w:tc>
       </w:tr>
+    </w:tbl>
+    <w:tbl>
+      <w:tblPr>
+        <w:tblW w:type="auto" w:w="0"/>
+        <w:tblLayout w:type="fixed"/>
+        <w:tblLook w:firstColumn="1" w:firstRow="1" w:lastColumn="0" w:lastRow="0" w:noHBand="0" w:noVBand="1" w:val="04A0"/>
+        <w:tblCellMar>
+          <w:top w:w="20" w:type="dxa"/>
+          <w:left w:w="0" w:type="dxa"/>
+          <w:bottom w:w="20" w:type="dxa"/>
+          <w:right w:w="0" w:type="dxa"/>
+        </w:tblCellMar>
+      </w:tblPr>
+      <w:tblGrid>
+        <w:gridCol w:w="8504"/>
+        <w:gridCol w:w="1701"/>
+      </w:tblGrid>
       <w:tr>
-        <w:trPr>
-          <w:cantSplit/>
-        </w:trPr>
         <w:tc>
           <w:tcPr>
-            <w:tcW w:type="dxa" w:w="9000"/>
-            <w:tcMar>
-              <w:top w:w="0" w:type="dxa"/>
-              <w:start w:w="0" w:type="dxa"/>
-              <w:bottom w:w="0" w:type="dxa"/>
-              <w:end w:w="0" w:type="dxa"/>
-            </w:tcMar>
-            <w:tcBorders>
-              <w:top w:val="nil"/>
-              <w:left w:val="nil"/>
-              <w:bottom w:val="nil"/>
-              <w:right w:val="nil"/>
-            </w:tcBorders>
+            <w:tcW w:type="dxa" w:w="5468"/>
           </w:tcPr>
           <w:p>
-            <w:pPr>
-              <w:spacing w:after="12" w:before="0" w:line="240" w:lineRule="auto"/>
-            </w:pPr>
             <w:r>
               <w:rPr>
-                <w:rFonts w:ascii="Inter" w:hAnsi="Inter"/>
                 <w:b/>
-                <w:color w:val="232A31"/>
-                <w:sz w:val="18"/>
+                <w:sz w:val="17"/>
               </w:rPr>
-              <w:t>Diploma in Computer Engineering</w:t>
-            </w:r>
-            <w:r>
-              <w:rPr>
-                <w:rFonts w:ascii="Inter" w:hAnsi="Inter"/>
-                <w:color w:val="232A31"/>
-                <w:sz w:val="18"/>
-              </w:rPr>
-              <w:t xml:space="preserve"> - Government Polytechnic College Mananthavady, Wayanad</w:t>
+              <w:t>Diploma in Computer Engineering - Government Polytechnic College Mananthavady, Wayanad</w:t>
             </w:r>
           </w:p>
         </w:tc>
         <w:tc>
           <w:tcPr>
-            <w:tcW w:type="dxa" w:w="1800"/>
-            <w:tcMar>
-              <w:top w:w="0" w:type="dxa"/>
-              <w:start w:w="0" w:type="dxa"/>
-              <w:bottom w:w="0" w:type="dxa"/>
-              <w:end w:w="0" w:type="dxa"/>
-            </w:tcMar>
-            <w:tcBorders>
-              <w:top w:val="nil"/>
-              <w:left w:val="nil"/>
-              <w:bottom w:val="nil"/>
-              <w:right w:val="nil"/>
-            </w:tcBorders>
+            <w:tcW w:type="dxa" w:w="5468"/>
           </w:tcPr>
           <w:p>
             <w:pPr>
-              <w:spacing w:after="12" w:before="0" w:line="240" w:lineRule="auto"/>
               <w:jc w:val="right"/>
             </w:pPr>
             <w:r>
               <w:rPr>
-                <w:rFonts w:ascii="Inter" w:hAnsi="Inter"/>
                 <w:b/>
-                <w:color w:val="5F6972"/>
-                <w:sz w:val="18"/>
+                <w:color w:val="535E68"/>
+                <w:sz w:val="17"/>
               </w:rPr>
               <w:t>2019 - 2022</w:t>
             </w:r>
@@ -1231,18 +841,9 @@
         </w:tc>
       </w:tr>
     </w:tbl>
-    <w:p>
-      <w:pPr>
-        <w:spacing w:before="80" w:after="0"/>
-        <w:jc w:val="center"/>
-        <w:pBdr>
-          <w:bottom w:val="single" w:sz="4" w:space="0" w:color="D8E0E7"/>
-        </w:pBdr>
-      </w:pPr>
-    </w:p>
     <w:sectPr>
       <w:pgSz w:w="12240" w:h="15840"/>
-      <w:pgMar w:top="518" w:right="720" w:bottom="490" w:left="720" w:header="173" w:footer="173" w:gutter="0"/>
+      <w:pgMar w:top="510" w:right="652" w:bottom="510" w:left="652" w:header="720" w:footer="720" w:gutter="0"/>
       <w:cols w:space="720"/>
       <w:docGrid w:linePitch="360"/>
     </w:sectPr>
@@ -1617,9 +1218,9 @@
       <w:spacing w:after="0" w:line="240" w:lineRule="auto"/>
     </w:pPr>
     <w:rPr>
-      <w:rFonts w:ascii="Inter" w:hAnsi="Inter"/>
-      <w:color w:val="232A31"/>
-      <w:sz w:val="19"/>
+      <w:rFonts w:ascii="Arial" w:hAnsi="Arial"/>
+      <w:color w:val="272D32"/>
+      <w:sz w:val="18"/>
     </w:rPr>
   </w:style>
   <w:style w:type="paragraph" w:styleId="Header">
@@ -13304,24 +12905,29 @@
       </w:tcPr>
     </w:tblStylePr>
   </w:style>
-  <w:style w:type="paragraph" w:customStyle="1" w:styleId="SectionHeading">
-    <w:name w:val="SectionHeading"/>
+  <w:style w:type="paragraph" w:customStyle="1" w:styleId="ResumeSection">
+    <w:name w:val="ResumeSection"/>
+    <w:pPr>
+      <w:keepNext/>
+      <w:spacing w:before="110" w:after="50"/>
+    </w:pPr>
     <w:rPr>
-      <w:rFonts w:ascii="Inter Display" w:hAnsi="Inter Display"/>
+      <w:rFonts w:ascii="Arial" w:hAnsi="Arial"/>
       <w:b/>
-      <w:sz w:val="18"/>
+      <w:color w:val="163C53"/>
+      <w:sz w:val="21"/>
     </w:rPr>
   </w:style>
   <w:style w:type="paragraph" w:customStyle="1" w:styleId="ResumeBullet">
     <w:name w:val="ResumeBullet"/>
     <w:pPr>
-      <w:spacing w:after="44" w:line="254" w:lineRule="auto"/>
-      <w:ind w:left="216" w:hanging="144"/>
+      <w:spacing w:after="12" w:line="240" w:lineRule="auto"/>
+      <w:ind w:left="198" w:hanging="125"/>
     </w:pPr>
     <w:rPr>
-      <w:rFonts w:ascii="Inter" w:hAnsi="Inter"/>
-      <w:color w:val="232A31"/>
-      <w:sz w:val="19"/>
+      <w:rFonts w:ascii="Arial" w:hAnsi="Arial"/>
+      <w:color w:val="272D32"/>
+      <w:sz w:val="17"/>
     </w:rPr>
   </w:style>
 </w:styles>
